--- a/tracked_scripts/u1/m4/synthesis/Module 4 - Teacher Reviewed Script (comparison reference).docx
+++ b/tracked_scripts/u1/m4/synthesis/Module 4 - Teacher Reviewed Script (comparison reference).docx
@@ -117,6 +117,48 @@
     </w:p>
     <w:p>
       <w:pPr>
+        <w:spacing w:before="120" w:after="40"/>
+      </w:pPr>
+      <w:r>
+        <w:rPr>
+          <w:rFonts w:ascii="Calibri" w:hAnsi="Calibri"/>
+          <w:b/>
+          <w:i w:val="0"/>
+        </w:rPr>
+        <w:t xml:space="preserve">Building From: </w:t>
+      </w:r>
+      <w:r>
+        <w:rPr>
+          <w:rFonts w:ascii="Calibri" w:hAnsi="Calibri"/>
+          <w:b w:val="0"/>
+          <w:i w:val="0"/>
+        </w:rPr>
+        <w:t>Students learned to create BOTH picture graphs AND bar graphs with scale of 5\. They understand skip-counting as the strategy for reading scaled graphs. They know that bars show the same data as symbols ("same data, different format"). They are comfortable with both vertical and horizontal orientations. M3 Synthesis told them: "Next time: scale of 10\. Each symbol will show even more\!"</w:t>
+      </w:r>
+    </w:p>
+    <w:p>
+      <w:pPr>
+        <w:spacing w:before="40" w:after="40"/>
+      </w:pPr>
+      <w:r>
+        <w:rPr>
+          <w:rFonts w:ascii="Calibri" w:hAnsi="Calibri"/>
+          <w:b/>
+          <w:i w:val="0"/>
+        </w:rPr>
+        <w:t xml:space="preserve">Building Toward: </w:t>
+      </w:r>
+      <w:r>
+        <w:rPr>
+          <w:rFonts w:ascii="Calibri" w:hAnsi="Calibri"/>
+          <w:b w:val="0"/>
+          <w:i w:val="0"/>
+        </w:rPr>
+        <w:t>Students will learn to CHOOSE the right scale for their data. M4 gives them a fourth scale in their toolkit (1, 2, 5, 10). M5's focus is strategic decision-making: "If data ranges from 5-47, which scale works best?" M4 does NOT include scale comparison or selection—students use scale of 10 exclusively. ---</w:t>
+      </w:r>
+    </w:p>
+    <w:p>
+      <w:pPr>
         <w:spacing w:before="160" w:after="0"/>
       </w:pPr>
     </w:p>
@@ -231,7 +273,7 @@
           <w:b/>
           <w:i w:val="0"/>
         </w:rPr>
-        <w:t xml:space="preserve">• Options:  </w:t>
+        <w:t xml:space="preserve">• Answer option (optional):  </w:t>
       </w:r>
       <w:r>
         <w:rPr>
@@ -241,7 +283,7 @@
           <w:color w:val="6E6E6E"/>
           <w:sz w:val="19"/>
         </w:rPr>
-        <w:t>The available answer choices</w:t>
+        <w:t>The available answer choice, nested under Prompt</w:t>
       </w:r>
     </w:p>
     <w:p>
@@ -413,9 +455,7 @@
         <w:rPr>
           <w:rFonts w:ascii="Calibri" w:hAnsi="Calibri"/>
           <w:b/>
-          <w:i/>
-          <w:color w:val="6E6E6E"/>
-          <w:sz w:val="19"/>
+          <w:i w:val="0"/>
         </w:rPr>
         <w:t xml:space="preserve">Visual: </w:t>
       </w:r>
@@ -423,9 +463,7 @@
         <w:rPr>
           <w:rFonts w:ascii="Calibri" w:hAnsi="Calibri"/>
           <w:b w:val="0"/>
-          <w:i/>
-          <w:color w:val="6E6E6E"/>
-          <w:sz w:val="19"/>
+          <w:i w:val="0"/>
         </w:rPr>
         <w:t>Vertical bar graph with scale of 1. Single bar showing value of 20. Axis shows 0, 1, 2, 3... up to 20. 20 gridlines visible.</w:t>
       </w:r>
@@ -439,9 +477,7 @@
         <w:rPr>
           <w:rFonts w:ascii="Calibri" w:hAnsi="Calibri"/>
           <w:b/>
-          <w:i/>
-          <w:color w:val="6E6E6E"/>
-          <w:sz w:val="19"/>
+          <w:i w:val="0"/>
         </w:rPr>
         <w:t xml:space="preserve">Visual: </w:t>
       </w:r>
@@ -449,9 +485,7 @@
         <w:rPr>
           <w:rFonts w:ascii="Calibri" w:hAnsi="Calibri"/>
           <w:b w:val="0"/>
-          <w:i/>
-          <w:color w:val="6E6E6E"/>
-          <w:sz w:val="19"/>
+          <w:i w:val="0"/>
         </w:rPr>
         <w:t>Vertical bar graph with scale of 2. Single bar showing value of 20. Axis shows 0, 2, 4, 6... up to 20. 10 gridlines visible.</w:t>
       </w:r>
@@ -465,9 +499,7 @@
         <w:rPr>
           <w:rFonts w:ascii="Calibri" w:hAnsi="Calibri"/>
           <w:b/>
-          <w:i/>
-          <w:color w:val="6E6E6E"/>
-          <w:sz w:val="19"/>
+          <w:i w:val="0"/>
         </w:rPr>
         <w:t xml:space="preserve">Visual: </w:t>
       </w:r>
@@ -475,9 +507,7 @@
         <w:rPr>
           <w:rFonts w:ascii="Calibri" w:hAnsi="Calibri"/>
           <w:b w:val="0"/>
-          <w:i/>
-          <w:color w:val="6E6E6E"/>
-          <w:sz w:val="19"/>
+          <w:i w:val="0"/>
         </w:rPr>
         <w:t>Vertical bar graph with scale of 5. Single bar showing value of 20. Axis shows 0, 5, 10, 15, 20. 4 gridlines visible.</w:t>
       </w:r>
@@ -491,9 +521,7 @@
         <w:rPr>
           <w:rFonts w:ascii="Calibri" w:hAnsi="Calibri"/>
           <w:b/>
-          <w:i/>
-          <w:color w:val="6E6E6E"/>
-          <w:sz w:val="19"/>
+          <w:i w:val="0"/>
         </w:rPr>
         <w:t xml:space="preserve">Visual: </w:t>
       </w:r>
@@ -501,9 +529,7 @@
         <w:rPr>
           <w:rFonts w:ascii="Calibri" w:hAnsi="Calibri"/>
           <w:b w:val="0"/>
-          <w:i/>
-          <w:color w:val="6E6E6E"/>
-          <w:sz w:val="19"/>
+          <w:i w:val="0"/>
         </w:rPr>
         <w:t>Vertical bar graph with scale of 10. Single bar showing value of 20. Axis shows 0, 10, 20. 2 gridlines visible.</w:t>
       </w:r>
@@ -614,9 +640,7 @@
         <w:rPr>
           <w:rFonts w:ascii="Calibri" w:hAnsi="Calibri"/>
           <w:b/>
-          <w:i/>
-          <w:color w:val="6E6E6E"/>
-          <w:sz w:val="19"/>
+          <w:i w:val="0"/>
         </w:rPr>
         <w:t xml:space="preserve">Visual: </w:t>
       </w:r>
@@ -624,9 +648,7 @@
         <w:rPr>
           <w:rFonts w:ascii="Calibri" w:hAnsi="Calibri"/>
           <w:b w:val="0"/>
-          <w:i/>
-          <w:color w:val="6E6E6E"/>
-          <w:sz w:val="19"/>
+          <w:i w:val="0"/>
         </w:rPr>
         <w:t>Vertical bar graph appears on left. Scale of 10. Category C bar ends at 35, between gridlines 30 and 40. Category A at 20, Category B at 40.</w:t>
       </w:r>
@@ -640,9 +662,7 @@
         <w:rPr>
           <w:rFonts w:ascii="Calibri" w:hAnsi="Calibri"/>
           <w:b/>
-          <w:i/>
-          <w:color w:val="6E6E6E"/>
-          <w:sz w:val="19"/>
+          <w:i w:val="0"/>
         </w:rPr>
         <w:t xml:space="preserve">Visual: </w:t>
       </w:r>
@@ -650,9 +670,7 @@
         <w:rPr>
           <w:rFonts w:ascii="Calibri" w:hAnsi="Calibri"/>
           <w:b w:val="0"/>
-          <w:i/>
-          <w:color w:val="6E6E6E"/>
-          <w:sz w:val="19"/>
+          <w:i w:val="0"/>
         </w:rPr>
         <w:t>Horizontal bar graph appears on right. Same data, same scale of 10. Category C bar ends at 35, between gridlines 30 and 40. Category A at 20, Category B at 40.</w:t>
       </w:r>
@@ -666,9 +684,7 @@
         <w:rPr>
           <w:rFonts w:ascii="Calibri" w:hAnsi="Calibri"/>
           <w:b/>
-          <w:i/>
-          <w:color w:val="6E6E6E"/>
-          <w:sz w:val="19"/>
+          <w:i w:val="0"/>
         </w:rPr>
         <w:t xml:space="preserve">Visual: </w:t>
       </w:r>
@@ -676,9 +692,7 @@
         <w:rPr>
           <w:rFonts w:ascii="Calibri" w:hAnsi="Calibri"/>
           <w:b w:val="0"/>
-          <w:i/>
-          <w:color w:val="6E6E6E"/>
-          <w:sz w:val="19"/>
+          <w:i w:val="0"/>
         </w:rPr>
         <w:t>Category C bar highlights in vertical graph.</w:t>
       </w:r>
@@ -692,9 +706,7 @@
         <w:rPr>
           <w:rFonts w:ascii="Calibri" w:hAnsi="Calibri"/>
           <w:b/>
-          <w:i/>
-          <w:color w:val="6E6E6E"/>
-          <w:sz w:val="19"/>
+          <w:i w:val="0"/>
         </w:rPr>
         <w:t xml:space="preserve">Visual: </w:t>
       </w:r>
@@ -702,9 +714,7 @@
         <w:rPr>
           <w:rFonts w:ascii="Calibri" w:hAnsi="Calibri"/>
           <w:b w:val="0"/>
-          <w:i/>
-          <w:color w:val="6E6E6E"/>
-          <w:sz w:val="19"/>
+          <w:i w:val="0"/>
         </w:rPr>
         <w:t>Category C bar highlights in horizontal graph.</w:t>
       </w:r>
@@ -859,9 +869,7 @@
         <w:rPr>
           <w:rFonts w:ascii="Calibri" w:hAnsi="Calibri"/>
           <w:b/>
-          <w:i/>
-          <w:color w:val="6E6E6E"/>
-          <w:sz w:val="19"/>
+          <w:i w:val="0"/>
         </w:rPr>
         <w:t xml:space="preserve">Visual: </w:t>
       </w:r>
@@ -869,9 +877,7 @@
         <w:rPr>
           <w:rFonts w:ascii="Calibri" w:hAnsi="Calibri"/>
           <w:b w:val="0"/>
-          <w:i/>
-          <w:color w:val="6E6E6E"/>
-          <w:sz w:val="19"/>
+          <w:i w:val="0"/>
         </w:rPr>
         <w:t>Image A: Stacks of 10 dollar bills, labeled A.</w:t>
       </w:r>
@@ -885,9 +891,7 @@
         <w:rPr>
           <w:rFonts w:ascii="Calibri" w:hAnsi="Calibri"/>
           <w:b/>
-          <w:i/>
-          <w:color w:val="6E6E6E"/>
-          <w:sz w:val="19"/>
+          <w:i w:val="0"/>
         </w:rPr>
         <w:t xml:space="preserve">Visual: </w:t>
       </w:r>
@@ -895,9 +899,7 @@
         <w:rPr>
           <w:rFonts w:ascii="Calibri" w:hAnsi="Calibri"/>
           <w:b w:val="0"/>
-          <w:i/>
-          <w:color w:val="6E6E6E"/>
-          <w:sz w:val="19"/>
+          <w:i w:val="0"/>
         </w:rPr>
         <w:t>Image B: Ruler marked in 10s of centimeters, labeled B.</w:t>
       </w:r>
@@ -911,9 +913,7 @@
         <w:rPr>
           <w:rFonts w:ascii="Calibri" w:hAnsi="Calibri"/>
           <w:b/>
-          <w:i/>
-          <w:color w:val="6E6E6E"/>
-          <w:sz w:val="19"/>
+          <w:i w:val="0"/>
         </w:rPr>
         <w:t xml:space="preserve">Visual: </w:t>
       </w:r>
@@ -921,9 +921,7 @@
         <w:rPr>
           <w:rFonts w:ascii="Calibri" w:hAnsi="Calibri"/>
           <w:b w:val="0"/>
-          <w:i/>
-          <w:color w:val="6E6E6E"/>
-          <w:sz w:val="19"/>
+          <w:i w:val="0"/>
         </w:rPr>
         <w:t>Image C: Counting items one by one, labeled C.</w:t>
       </w:r>
@@ -1076,9 +1074,7 @@
         <w:rPr>
           <w:rFonts w:ascii="Calibri" w:hAnsi="Calibri"/>
           <w:b/>
-          <w:i/>
-          <w:color w:val="6E6E6E"/>
-          <w:sz w:val="19"/>
+          <w:i w:val="0"/>
         </w:rPr>
         <w:t xml:space="preserve">Visual: </w:t>
       </w:r>
@@ -1086,9 +1082,7 @@
         <w:rPr>
           <w:rFonts w:ascii="Calibri" w:hAnsi="Calibri"/>
           <w:b w:val="0"/>
-          <w:i/>
-          <w:color w:val="6E6E6E"/>
-          <w:sz w:val="19"/>
+          <w:i w:val="0"/>
         </w:rPr>
         <w:t>Vertical bar graph appears. Single bar labeled Data ends at 45, between 40 and 50 gridlines. Bar highlighted. Ghost gridlines at 5s visible, showing halfway marks between each pair of labeled gridlines.</w:t>
       </w:r>
